--- a/cvs/Generated/Aplazo - Marketing Specialist/CV_Valeria_Paez_Reyes_Aplazo_-_Marketing_Specialist_es.docx
+++ b/cvs/Generated/Aplazo - Marketing Specialist/CV_Valeria_Paez_Reyes_Aplazo_-_Marketing_Specialist_es.docx
@@ -52,7 +52,7 @@
     </w:p>
     <w:p>
       <w:r>
-        <w:t>Licenciada en Marketing con experiencia práctica en la ejecución de campañas B2B y B2C, habilitación de comercios y protección de la consistencia de marca en touchpoints digitales y offline. Hábil en coordinar campañas multicanal, apoyar a equipos comerciales y Key Account Managers, desarrollar materiales de habilitación de ventas (presentaciones, activos digitales, comunicaciones por email, contenido co-brandeado) y analizar el rendimiento de campañas, el engagement de comercios y los KPIs para generar insights accionables. Maneja Google Analytics (GA4), Meta Ads, Google Ads, Salesforce, HubSpot, Excel, Figma y Canva, con un enfoque proactivo en el uso de herramientas de IA para optimizar flujos operativos, automatizar reportes y mejorar la calidad de entregables. Reconocida por su fuerte colaboración interdisciplinaria, atención al detalle y capacidad para gestionar múltiples proyectos bajo lineamientos de marca en entornos dinámicos de fintech y tecnología. ---</w:t>
+        <w:t>Licenciada en Marketing con experiencia en creación de contenido, estrategia digital, gestión de proyectos de marca y medios pagados en entornos corporativos y tecnológicos. Ha desarrollado habilidades en SEM, generación de leads, habilitación de ventas, optimización de campañas, investigación de mercado y coordinación de campañas multicanal con socios y comercios. Maneja herramientas como Google Analytics (GA4), Meta Ads, Google Ads, Salesforce, Excel, Canva y Figma, además de gestionar múltiples proyectos simultáneamente bajo lineamientos de marca. Reconocida por su atención al detalle, interés genuino en tendencias digitales, pensamiento analítico y capacidad de colaboración interdisciplinaria con equipos de ventas, producto y operaciones. Utiliza herramientas de IA como ChatGPT y Claude para mejorar la productividad y calidad de entregables. ---</w:t>
       </w:r>
     </w:p>
     <w:p>
@@ -145,72 +145,72 @@
         <w:spacing w:before="20" w:after="20"/>
       </w:pPr>
       <w:r>
-        <w:t>Coordinó campañas de marketing multicanal con socios y comercios en medios digitales, paid social, email, impresos y eventos, asegurando entregas puntuales y consistencia de marca desde la planeación hasta el post-mortem</w:t>
-      </w:r>
-    </w:p>
-    <w:p>
-      <w:pPr>
-        <w:pStyle w:val="ListParagraph"/>
-        <w:numPr>
-          <w:ilvl w:val="0"/>
-          <w:numId w:val="2"/>
-        </w:numPr>
-        <w:spacing w:before="20" w:after="20"/>
-      </w:pPr>
-      <w:r>
-        <w:t>Creó materiales de habilitación de ventas y producto — incluyendo pitch decks, activos digitales y contenido co-brandeado — traduciendo características técnicas en propuestas de valor claras para audiencias B2B</w:t>
-      </w:r>
-    </w:p>
-    <w:p>
-      <w:pPr>
-        <w:pStyle w:val="ListParagraph"/>
-        <w:numPr>
-          <w:ilvl w:val="0"/>
-          <w:numId w:val="2"/>
-        </w:numPr>
-        <w:spacing w:before="20" w:after="20"/>
-      </w:pPr>
-      <w:r>
-        <w:t>Gestionó y segmentó bases de datos de leads en Salesforce para apoyar campañas de generación de leads, nurturing y engagement de comercios con datos precisos y accionables</w:t>
-      </w:r>
-    </w:p>
-    <w:p>
-      <w:pPr>
-        <w:pStyle w:val="ListParagraph"/>
-        <w:numPr>
-          <w:ilvl w:val="0"/>
-          <w:numId w:val="2"/>
-        </w:numPr>
-        <w:spacing w:before="20" w:after="20"/>
-      </w:pPr>
-      <w:r>
-        <w:t>Desarrolló copy para campañas de email marketing en Salesforce Marketing Cloud para webinars mensuales, rastreando KPIs y reportando insights de rendimiento a stakeholders</w:t>
-      </w:r>
-    </w:p>
-    <w:p>
-      <w:pPr>
-        <w:pStyle w:val="ListParagraph"/>
-        <w:numPr>
-          <w:ilvl w:val="0"/>
-          <w:numId w:val="2"/>
-        </w:numPr>
-        <w:spacing w:before="20" w:after="20"/>
-      </w:pPr>
-      <w:r>
-        <w:t>Realizó análisis de competencia, investigación de palabras clave SEM en Google Ads y Meta, y reportes de ROI de campañas en Excel para optimizar la asignación de presupuesto y el impacto comercial</w:t>
-      </w:r>
-    </w:p>
-    <w:p>
-      <w:pPr>
-        <w:pStyle w:val="ListParagraph"/>
-        <w:numPr>
-          <w:ilvl w:val="0"/>
-          <w:numId w:val="2"/>
-        </w:numPr>
-        <w:spacing w:before="20" w:after="20"/>
-      </w:pPr>
-      <w:r>
-        <w:t>Revisó parrillas de contenido para redes sociales y materiales de marketing para asegurar alineación con la voz de marca, identidad visual y mensajes clave</w:t>
+        <w:t>Desarrolló y coordinó campañas multicanal con socios, optimizando el impacto comercial en medios digitales, paid social e impresos</w:t>
+      </w:r>
+    </w:p>
+    <w:p>
+      <w:pPr>
+        <w:pStyle w:val="ListParagraph"/>
+        <w:numPr>
+          <w:ilvl w:val="0"/>
+          <w:numId w:val="2"/>
+        </w:numPr>
+        <w:spacing w:before="20" w:after="20"/>
+      </w:pPr>
+      <w:r>
+        <w:t>Creó materiales de habilitación de ventas y producto en colaboración con el equipo de marketing, incluyendo coordinación de traducciones con RWS</w:t>
+      </w:r>
+    </w:p>
+    <w:p>
+      <w:pPr>
+        <w:pStyle w:val="ListParagraph"/>
+        <w:numPr>
+          <w:ilvl w:val="0"/>
+          <w:numId w:val="2"/>
+        </w:numPr>
+        <w:spacing w:before="20" w:after="20"/>
+      </w:pPr>
+      <w:r>
+        <w:t>Realizó análisis de competencia, investigación de palabras clave SEM en Google Ads y Meta, y reportes de ROI de campañas usando Excel</w:t>
+      </w:r>
+    </w:p>
+    <w:p>
+      <w:pPr>
+        <w:pStyle w:val="ListParagraph"/>
+        <w:numPr>
+          <w:ilvl w:val="0"/>
+          <w:numId w:val="2"/>
+        </w:numPr>
+        <w:spacing w:before="20" w:after="20"/>
+      </w:pPr>
+      <w:r>
+        <w:t>Gestionó y segmentó bases de datos de leads en Salesforce para campañas de generación y nurturing</w:t>
+      </w:r>
+    </w:p>
+    <w:p>
+      <w:pPr>
+        <w:pStyle w:val="ListParagraph"/>
+        <w:numPr>
+          <w:ilvl w:val="0"/>
+          <w:numId w:val="2"/>
+        </w:numPr>
+        <w:spacing w:before="20" w:after="20"/>
+      </w:pPr>
+      <w:r>
+        <w:t>Produjo contenido para YouTube incluyendo guionización, supervisión de edición, publicación y optimización de metadatos</w:t>
+      </w:r>
+    </w:p>
+    <w:p>
+      <w:pPr>
+        <w:pStyle w:val="ListParagraph"/>
+        <w:numPr>
+          <w:ilvl w:val="0"/>
+          <w:numId w:val="2"/>
+        </w:numPr>
+        <w:spacing w:before="20" w:after="20"/>
+      </w:pPr>
+      <w:r>
+        <w:t>Creó copy para campañas de email marketing en Salesforce Marketing Cloud, incluyendo webinars mensuales y análisis de KPIs</w:t>
       </w:r>
     </w:p>
     <w:p>
@@ -270,59 +270,59 @@
         <w:spacing w:before="20" w:after="20"/>
       </w:pPr>
       <w:r>
-        <w:t>Asesoró a comercios en crecimiento de e-commerce, habilitación de ventas y estrategia digital, actuando como puente entre objetivos comerciales y necesidades de los comercios</w:t>
-      </w:r>
-    </w:p>
-    <w:p>
-      <w:pPr>
-        <w:pStyle w:val="ListParagraph"/>
-        <w:numPr>
-          <w:ilvl w:val="0"/>
-          <w:numId w:val="2"/>
-        </w:numPr>
-        <w:spacing w:before="20" w:after="20"/>
-      </w:pPr>
-      <w:r>
-        <w:t>Implementó y configuró integraciones con Meta Ads, Google Ads, Google Analytics (GA4), Search Console y Meta Pixel para mejorar el rendimiento de campañas de comercios</w:t>
-      </w:r>
-    </w:p>
-    <w:p>
-      <w:pPr>
-        <w:pStyle w:val="ListParagraph"/>
-        <w:numPr>
-          <w:ilvl w:val="0"/>
-          <w:numId w:val="2"/>
-        </w:numPr>
-        <w:spacing w:before="20" w:after="20"/>
-      </w:pPr>
-      <w:r>
-        <w:t>Analizó métricas de canales digitales y comportamiento de comercios usando Excel y Google Sheets para identificar tendencias, señalar oportunidades de mejora e informar la toma de decisiones</w:t>
-      </w:r>
-    </w:p>
-    <w:p>
-      <w:pPr>
-        <w:pStyle w:val="ListParagraph"/>
-        <w:numPr>
-          <w:ilvl w:val="0"/>
-          <w:numId w:val="2"/>
-        </w:numPr>
-        <w:spacing w:before="20" w:after="20"/>
-      </w:pPr>
-      <w:r>
-        <w:t>Capacitó e integró a nuevos comercios a través de configuraciones técnicas y de marketing complejas, reduciendo fricción y aumentando la adopción autónoma de la plataforma</w:t>
-      </w:r>
-    </w:p>
-    <w:p>
-      <w:pPr>
-        <w:pStyle w:val="ListParagraph"/>
-        <w:numPr>
-          <w:ilvl w:val="0"/>
-          <w:numId w:val="2"/>
-        </w:numPr>
-        <w:spacing w:before="20" w:after="20"/>
-      </w:pPr>
-      <w:r>
-        <w:t>Colaboró interdisciplinariamente con equipos de producto, tecnología y operaciones para resolver incidencias de comercios y mejorar el customer journey</w:t>
+        <w:t>Brindó asesoría estratégica a comerciantes para la habilitación de ventas y crecimiento digital en plataformas de e-commerce</w:t>
+      </w:r>
+    </w:p>
+    <w:p>
+      <w:pPr>
+        <w:pStyle w:val="ListParagraph"/>
+        <w:numPr>
+          <w:ilvl w:val="0"/>
+          <w:numId w:val="2"/>
+        </w:numPr>
+        <w:spacing w:before="20" w:after="20"/>
+      </w:pPr>
+      <w:r>
+        <w:t>Implementó y configuró integraciones con Meta Ads, Google Ads, Google Analytics (GA4), Search Console y Meta Pixel</w:t>
+      </w:r>
+    </w:p>
+    <w:p>
+      <w:pPr>
+        <w:pStyle w:val="ListParagraph"/>
+        <w:numPr>
+          <w:ilvl w:val="0"/>
+          <w:numId w:val="2"/>
+        </w:numPr>
+        <w:spacing w:before="20" w:after="20"/>
+      </w:pPr>
+      <w:r>
+        <w:t>Analizó métricas de canales digitales y datos de rendimiento para identificar oportunidades de mejora, usando Excel y Google Sheets</w:t>
+      </w:r>
+    </w:p>
+    <w:p>
+      <w:pPr>
+        <w:pStyle w:val="ListParagraph"/>
+        <w:numPr>
+          <w:ilvl w:val="0"/>
+          <w:numId w:val="2"/>
+        </w:numPr>
+        <w:spacing w:before="20" w:after="20"/>
+      </w:pPr>
+      <w:r>
+        <w:t>Capacitó y guió a nuevos clientes durante los procesos de onboarding y nurturing</w:t>
+      </w:r>
+    </w:p>
+    <w:p>
+      <w:pPr>
+        <w:pStyle w:val="ListParagraph"/>
+        <w:numPr>
+          <w:ilvl w:val="0"/>
+          <w:numId w:val="2"/>
+        </w:numPr>
+        <w:spacing w:before="20" w:after="20"/>
+      </w:pPr>
+      <w:r>
+        <w:t>Colaboró interdisciplinariamente con equipos de producto, tecnología y operaciones para la resolución de incidencias</w:t>
       </w:r>
     </w:p>
     <w:p>
@@ -382,71 +382,73 @@
         <w:spacing w:before="20" w:after="20"/>
       </w:pPr>
       <w:r>
-        <w:t>Desarrolló estrategias de contenido para campañas institucionales y de marca alineadas con la voz de marca, objetivos de posicionamiento e identidad visual</w:t>
-      </w:r>
-    </w:p>
-    <w:p>
-      <w:pPr>
-        <w:pStyle w:val="ListParagraph"/>
-        <w:numPr>
-          <w:ilvl w:val="0"/>
-          <w:numId w:val="2"/>
-        </w:numPr>
-        <w:spacing w:before="20" w:after="20"/>
-      </w:pPr>
-      <w:r>
-        <w:t>Realizó investigación de mercado sobre tendencias digitales, comportamiento de audiencia y oportunidades de contenido para optimizar relevancia orgánica y engagement</w:t>
-      </w:r>
-    </w:p>
-    <w:p>
-      <w:pPr>
-        <w:pStyle w:val="ListParagraph"/>
-        <w:numPr>
-          <w:ilvl w:val="0"/>
-          <w:numId w:val="2"/>
-        </w:numPr>
-        <w:spacing w:before="20" w:after="20"/>
-      </w:pPr>
-      <w:r>
-        <w:t>Creó artículos de blog aplicando principios de SEO, GEO y E-E-A-T para fortalecer la autoridad y visibilidad de marca</w:t>
-      </w:r>
-    </w:p>
-    <w:p>
-      <w:pPr>
-        <w:pStyle w:val="ListParagraph"/>
-        <w:numPr>
-          <w:ilvl w:val="0"/>
-          <w:numId w:val="2"/>
-        </w:numPr>
-        <w:spacing w:before="20" w:after="20"/>
-      </w:pPr>
-      <w:r>
-        <w:t>Planificó, produjo y optimizó contenido para redes sociales y canales digitales gestionando múltiples proyectos simultáneos</w:t>
-      </w:r>
-    </w:p>
-    <w:p>
-      <w:pPr>
-        <w:pStyle w:val="ListParagraph"/>
-        <w:numPr>
-          <w:ilvl w:val="0"/>
-          <w:numId w:val="2"/>
-        </w:numPr>
-        <w:spacing w:before="20" w:after="20"/>
-      </w:pPr>
-      <w:r>
-        <w:t>Analizó datos de rendimiento de contenido para identificar oportunidades de mejora y asegurar entregas puntuales y bajo lineamientos de marca</w:t>
-      </w:r>
-    </w:p>
-    <w:p>
-      <w:pPr>
-        <w:pStyle w:val="ListParagraph"/>
-        <w:numPr>
-          <w:ilvl w:val="0"/>
-          <w:numId w:val="2"/>
-        </w:numPr>
-        <w:spacing w:before="20" w:after="20"/>
-      </w:pPr>
-      <w:r/>
+        <w:t>Desarrolló estrategias de contenido para campañas institucionales y de marca alineadas con la voz y los objetivos de posicionamiento</w:t>
+      </w:r>
+    </w:p>
+    <w:p>
+      <w:pPr>
+        <w:pStyle w:val="ListParagraph"/>
+        <w:numPr>
+          <w:ilvl w:val="0"/>
+          <w:numId w:val="2"/>
+        </w:numPr>
+        <w:spacing w:before="20" w:after="20"/>
+      </w:pPr>
+      <w:r>
+        <w:t>Realizó investigación de mercado sobre tendencias digitales, comportamiento de audiencia y oportunidades de contenido para optimizar la relevancia orgánica</w:t>
+      </w:r>
+    </w:p>
+    <w:p>
+      <w:pPr>
+        <w:pStyle w:val="ListParagraph"/>
+        <w:numPr>
+          <w:ilvl w:val="0"/>
+          <w:numId w:val="2"/>
+        </w:numPr>
+        <w:spacing w:before="20" w:after="20"/>
+      </w:pPr>
+      <w:r>
+        <w:t>Creó artículos de blog aplicando principios de SEO, GEO y E-E-A-T para fortalecer la autoridad y visibilidad de la marca</w:t>
+      </w:r>
+    </w:p>
+    <w:p>
+      <w:pPr>
+        <w:pStyle w:val="ListParagraph"/>
+        <w:numPr>
+          <w:ilvl w:val="0"/>
+          <w:numId w:val="2"/>
+        </w:numPr>
+        <w:spacing w:before="20" w:after="20"/>
+      </w:pPr>
+      <w:r>
+        <w:t>Planificó, produjo y optimizó contenido para redes sociales y canales digitales</w:t>
+      </w:r>
+    </w:p>
+    <w:p>
+      <w:pPr>
+        <w:pStyle w:val="ListParagraph"/>
+        <w:numPr>
+          <w:ilvl w:val="0"/>
+          <w:numId w:val="2"/>
+        </w:numPr>
+        <w:spacing w:before="20" w:after="20"/>
+      </w:pPr>
+      <w:r>
+        <w:t>Analizó datos de rendimiento de contenido para identificar oportunidades de mejora en engagement y alcance</w:t>
+      </w:r>
+    </w:p>
+    <w:p>
+      <w:pPr>
+        <w:pStyle w:val="ListParagraph"/>
+        <w:numPr>
+          <w:ilvl w:val="0"/>
+          <w:numId w:val="2"/>
+        </w:numPr>
+        <w:spacing w:before="20" w:after="20"/>
+      </w:pPr>
+      <w:r>
+        <w:t>Gestionó múltiples proyectos simultáneos asegurando entrega a tiempo y cumplimiento de lineamientos de marca</w:t>
+      </w:r>
     </w:p>
     <w:p>
       <w:pPr>
@@ -589,40 +591,40 @@
           <w:b/>
           <w:bCs/>
         </w:rPr>
-        <w:t xml:space="preserve">Ejecución de Campañas B2B y B2C: </w:t>
-      </w:r>
-      <w:r>
-        <w:t>Coordinación de campañas multicanal, calendarios de campaña, seguimiento de hitos, análisis post-mortem, medios pagados, email marketing, marketing de eventos</w:t>
-      </w:r>
-    </w:p>
-    <w:p>
-      <w:pPr>
-        <w:spacing w:before="20" w:after="20"/>
-      </w:pPr>
-      <w:r>
-        <w:rPr>
-          <w:b/>
-          <w:bCs/>
-        </w:rPr>
-        <w:t xml:space="preserve">Comunicación y Habilitación de Comercios: </w:t>
-      </w:r>
-      <w:r>
-        <w:t>Pitch decks, POP, activos digitales, contenido co-brandeado, toolkits de marketing, habilitación de ventas, onboarding de comercios, onboarding/nurturing</w:t>
-      </w:r>
-    </w:p>
-    <w:p>
-      <w:pPr>
-        <w:spacing w:before="20" w:after="20"/>
-      </w:pPr>
-      <w:r>
-        <w:rPr>
-          <w:b/>
-          <w:bCs/>
-        </w:rPr>
-        <w:t xml:space="preserve">Guardiana de Marca: </w:t>
-      </w:r>
-      <w:r>
-        <w:t>Voz de marca, identidad visual, lineamientos de marca, revisión de contenido, consistencia en comunicaciones online y offline</w:t>
+        <w:t xml:space="preserve">Marketing Digital y Campañas: </w:t>
+      </w:r>
+      <w:r>
+        <w:t>Meta Ads, Google Ads, Google Analytics (GA4), Search Console, Meta Pixel, SEM, Paid Media, PPC, TikTok Ads, Optimización de Campañas, Generación de Leads, E-commerce, Investigación de Mercado</w:t>
+      </w:r>
+    </w:p>
+    <w:p>
+      <w:pPr>
+        <w:spacing w:before="20" w:after="20"/>
+      </w:pPr>
+      <w:r>
+        <w:rPr>
+          <w:b/>
+          <w:bCs/>
+        </w:rPr>
+        <w:t xml:space="preserve">Habilitación de Ventas: </w:t>
+      </w:r>
+      <w:r>
+        <w:t>Sales Enablement, Ventas Directas, Soporte B2B</w:t>
+      </w:r>
+    </w:p>
+    <w:p>
+      <w:pPr>
+        <w:spacing w:before="20" w:after="20"/>
+      </w:pPr>
+      <w:r>
+        <w:rPr>
+          <w:b/>
+          <w:bCs/>
+        </w:rPr>
+        <w:t xml:space="preserve">CRM y Automatización: </w:t>
+      </w:r>
+      <w:r>
+        <w:t>Salesforce, HubSpot, Mailchimp, Klaviyo, Salesforce Marketing Cloud, GoToWebinar</w:t>
       </w:r>
     </w:p>
     <w:p>
@@ -637,22 +639,22 @@
         <w:t xml:space="preserve">Analítica y Reportes: </w:t>
       </w:r>
       <w:r>
-        <w:t>Google Analytics (GA4), Google Ads, Meta Ads, Search Console, Meta Pixel, Excel, Google Sheets, seguimiento de KPIs, reportes de ROI, insights basados en datos</w:t>
-      </w:r>
-    </w:p>
-    <w:p>
-      <w:pPr>
-        <w:spacing w:before="20" w:after="20"/>
-      </w:pPr>
-      <w:r>
-        <w:rPr>
-          <w:b/>
-          <w:bCs/>
-        </w:rPr>
-        <w:t xml:space="preserve">CRM y Automatización: </w:t>
-      </w:r>
-      <w:r>
-        <w:t>Salesforce, Salesforce Marketing Cloud, HubSpot, Mailchimp, Klaviyo, GoToWebinar</w:t>
+        <w:t>Google Analytics (GA4), Google Sheets, Excel</w:t>
+      </w:r>
+    </w:p>
+    <w:p>
+      <w:pPr>
+        <w:spacing w:before="20" w:after="20"/>
+      </w:pPr>
+      <w:r>
+        <w:rPr>
+          <w:b/>
+          <w:bCs/>
+        </w:rPr>
+        <w:t xml:space="preserve">Contenido y Marca: </w:t>
+      </w:r>
+      <w:r>
+        <w:t>Brand Voice, Identidad Visual, Storytelling, Estrategia de Contenido, Copywriting</w:t>
       </w:r>
     </w:p>
     <w:p>
@@ -694,59 +696,59 @@
         <w:spacing w:before="20" w:after="20"/>
       </w:pPr>
       <w:r>
-        <w:t>Fuertes habilidades organizativas y capacidad para gestionar múltiples proyectos simultáneamente</w:t>
-      </w:r>
-    </w:p>
-    <w:p>
-      <w:pPr>
-        <w:pStyle w:val="ListParagraph"/>
-        <w:numPr>
-          <w:ilvl w:val="0"/>
-          <w:numId w:val="2"/>
-        </w:numPr>
-        <w:spacing w:before="20" w:after="20"/>
-      </w:pPr>
-      <w:r>
-        <w:t>Pensamiento analítico enfocado en interpretar datos y generar insights accionables</w:t>
-      </w:r>
-    </w:p>
-    <w:p>
-      <w:pPr>
-        <w:pStyle w:val="ListParagraph"/>
-        <w:numPr>
-          <w:ilvl w:val="0"/>
-          <w:numId w:val="2"/>
-        </w:numPr>
-        <w:spacing w:before="20" w:after="20"/>
-      </w:pPr>
-      <w:r>
-        <w:t>Pensamiento crítico y resolución de problemas para identificar brechas de proceso y mejorar flujos de trabajo</w:t>
-      </w:r>
-    </w:p>
-    <w:p>
-      <w:pPr>
-        <w:pStyle w:val="ListParagraph"/>
-        <w:numPr>
-          <w:ilvl w:val="0"/>
-          <w:numId w:val="2"/>
-        </w:numPr>
-        <w:spacing w:before="20" w:after="20"/>
-      </w:pPr>
-      <w:r>
-        <w:t>Excelente comunicación escrita y verbal en español e inglés</w:t>
-      </w:r>
-    </w:p>
-    <w:p>
-      <w:pPr>
-        <w:pStyle w:val="ListParagraph"/>
-        <w:numPr>
-          <w:ilvl w:val="0"/>
-          <w:numId w:val="2"/>
-        </w:numPr>
-        <w:spacing w:before="20" w:after="20"/>
-      </w:pPr>
-      <w:r>
-        <w:t>Atención al detalle y compromiso con entregables de calidad</w:t>
+        <w:t>Organización y gestión del tiempo</w:t>
+      </w:r>
+    </w:p>
+    <w:p>
+      <w:pPr>
+        <w:pStyle w:val="ListParagraph"/>
+        <w:numPr>
+          <w:ilvl w:val="0"/>
+          <w:numId w:val="2"/>
+        </w:numPr>
+        <w:spacing w:before="20" w:after="20"/>
+      </w:pPr>
+      <w:r>
+        <w:t>Responsabilidad y seguimiento de proyectos</w:t>
+      </w:r>
+    </w:p>
+    <w:p>
+      <w:pPr>
+        <w:pStyle w:val="ListParagraph"/>
+        <w:numPr>
+          <w:ilvl w:val="0"/>
+          <w:numId w:val="2"/>
+        </w:numPr>
+        <w:spacing w:before="20" w:after="20"/>
+      </w:pPr>
+      <w:r>
+        <w:t>Comunicación clara con clientes y equipos</w:t>
+      </w:r>
+    </w:p>
+    <w:p>
+      <w:pPr>
+        <w:pStyle w:val="ListParagraph"/>
+        <w:numPr>
+          <w:ilvl w:val="0"/>
+          <w:numId w:val="2"/>
+        </w:numPr>
+        <w:spacing w:before="20" w:after="20"/>
+      </w:pPr>
+      <w:r>
+        <w:t>Atención al detalle y ojo estético</w:t>
+      </w:r>
+    </w:p>
+    <w:p>
+      <w:pPr>
+        <w:pStyle w:val="ListParagraph"/>
+        <w:numPr>
+          <w:ilvl w:val="0"/>
+          <w:numId w:val="2"/>
+        </w:numPr>
+        <w:spacing w:before="20" w:after="20"/>
+      </w:pPr>
+      <w:r>
+        <w:t>Resolución de problemas y autonomía</w:t>
       </w:r>
     </w:p>
     <w:p>

--- a/cvs/Generated/Aplazo - Marketing Specialist/CV_Valeria_Paez_Reyes_Aplazo_-_Marketing_Specialist_es.docx
+++ b/cvs/Generated/Aplazo - Marketing Specialist/CV_Valeria_Paez_Reyes_Aplazo_-_Marketing_Specialist_es.docx
@@ -52,7 +52,7 @@
     </w:p>
     <w:p>
       <w:r>
-        <w:t>Licenciada en Marketing con experiencia en creación de contenido, estrategia digital, gestión de proyectos de marca y medios pagados en entornos corporativos y tecnológicos. Ha desarrollado habilidades en SEM, generación de leads, habilitación de ventas, optimización de campañas, investigación de mercado y coordinación de campañas multicanal con socios y comercios. Maneja herramientas como Google Analytics (GA4), Meta Ads, Google Ads, Salesforce, Excel, Canva y Figma, además de gestionar múltiples proyectos simultáneamente bajo lineamientos de marca. Reconocida por su atención al detalle, interés genuino en tendencias digitales, pensamiento analítico y capacidad de colaboración interdisciplinaria con equipos de ventas, producto y operaciones. Utiliza herramientas de IA como ChatGPT y Claude para mejorar la productividad y calidad de entregables. ---</w:t>
+        <w:t>Licenciada en Marketing con experiencia en estrategia digital, coordinación de campañas multicanal, habilitación de ventas y gestión de proyectos de marca en entornos corporativos y tecnológicos. Hábil en SEM, generación de leads, optimización de campañas y analítica con Google Analytics (GA4), Meta Ads, Google Ads, Salesforce, Excel, Figma y Canva. Fuertes habilidades organizativas, atención al detalle y colaboración interdisciplinaria con equipos de ventas, producto y operaciones. ---</w:t>
       </w:r>
     </w:p>
     <w:p>
@@ -145,33 +145,20 @@
         <w:spacing w:before="20" w:after="20"/>
       </w:pPr>
       <w:r>
-        <w:t>Desarrolló y coordinó campañas multicanal con socios, optimizando el impacto comercial en medios digitales, paid social e impresos</w:t>
-      </w:r>
-    </w:p>
-    <w:p>
-      <w:pPr>
-        <w:pStyle w:val="ListParagraph"/>
-        <w:numPr>
-          <w:ilvl w:val="0"/>
-          <w:numId w:val="2"/>
-        </w:numPr>
-        <w:spacing w:before="20" w:after="20"/>
-      </w:pPr>
-      <w:r>
-        <w:t>Creó materiales de habilitación de ventas y producto en colaboración con el equipo de marketing, incluyendo coordinación de traducciones con RWS</w:t>
-      </w:r>
-    </w:p>
-    <w:p>
-      <w:pPr>
-        <w:pStyle w:val="ListParagraph"/>
-        <w:numPr>
-          <w:ilvl w:val="0"/>
-          <w:numId w:val="2"/>
-        </w:numPr>
-        <w:spacing w:before="20" w:after="20"/>
-      </w:pPr>
-      <w:r>
-        <w:t>Realizó análisis de competencia, investigación de palabras clave SEM en Google Ads y Meta, y reportes de ROI de campañas usando Excel</w:t>
+        <w:t>Desarrolló y coordinó campañas multicanal con socios en medios digitales, paid social e impresos</w:t>
+      </w:r>
+    </w:p>
+    <w:p>
+      <w:pPr>
+        <w:pStyle w:val="ListParagraph"/>
+        <w:numPr>
+          <w:ilvl w:val="0"/>
+          <w:numId w:val="2"/>
+        </w:numPr>
+        <w:spacing w:before="20" w:after="20"/>
+      </w:pPr>
+      <w:r>
+        <w:t>Creó materiales de habilitación de ventas y producto, incluyendo coordinación de traducciones con RWS</w:t>
       </w:r>
     </w:p>
     <w:p>
@@ -197,21 +184,32 @@
         <w:spacing w:before="20" w:after="20"/>
       </w:pPr>
       <w:r>
-        <w:t>Produjo contenido para YouTube incluyendo guionización, supervisión de edición, publicación y optimización de metadatos</w:t>
-      </w:r>
-    </w:p>
-    <w:p>
-      <w:pPr>
-        <w:pStyle w:val="ListParagraph"/>
-        <w:numPr>
-          <w:ilvl w:val="0"/>
-          <w:numId w:val="2"/>
-        </w:numPr>
-        <w:spacing w:before="20" w:after="20"/>
-      </w:pPr>
-      <w:r>
-        <w:t>Creó copy para campañas de email marketing en Salesforce Marketing Cloud, incluyendo webinars mensuales y análisis de KPIs</w:t>
-      </w:r>
+        <w:t>Creó copy para campañas de email marketing en Salesforce Marketing Cloud para webinars mensuales y análisis de KPIs</w:t>
+      </w:r>
+    </w:p>
+    <w:p>
+      <w:pPr>
+        <w:pStyle w:val="ListParagraph"/>
+        <w:numPr>
+          <w:ilvl w:val="0"/>
+          <w:numId w:val="2"/>
+        </w:numPr>
+        <w:spacing w:before="20" w:after="20"/>
+      </w:pPr>
+      <w:r>
+        <w:t>Revisó parrillas de contenido para redes sociales asegurando alineación con voz de marca e identidad visual</w:t>
+      </w:r>
+    </w:p>
+    <w:p>
+      <w:pPr>
+        <w:pStyle w:val="ListParagraph"/>
+        <w:numPr>
+          <w:ilvl w:val="0"/>
+          <w:numId w:val="2"/>
+        </w:numPr>
+        <w:spacing w:before="20" w:after="20"/>
+      </w:pPr>
+      <w:r/>
     </w:p>
     <w:p>
       <w:pPr>
@@ -270,7 +268,7 @@
         <w:spacing w:before="20" w:after="20"/>
       </w:pPr>
       <w:r>
-        <w:t>Brindó asesoría estratégica a comerciantes para la habilitación de ventas y crecimiento digital en plataformas de e-commerce</w:t>
+        <w:t>Brindó asesoría estratégica a comerciantes para habilitación de ventas y crecimiento digital en plataformas de e-commerce</w:t>
       </w:r>
     </w:p>
     <w:p>
@@ -296,34 +294,30 @@
         <w:spacing w:before="20" w:after="20"/>
       </w:pPr>
       <w:r>
-        <w:t>Analizó métricas de canales digitales y datos de rendimiento para identificar oportunidades de mejora, usando Excel y Google Sheets</w:t>
-      </w:r>
-    </w:p>
-    <w:p>
-      <w:pPr>
-        <w:pStyle w:val="ListParagraph"/>
-        <w:numPr>
-          <w:ilvl w:val="0"/>
-          <w:numId w:val="2"/>
-        </w:numPr>
-        <w:spacing w:before="20" w:after="20"/>
-      </w:pPr>
-      <w:r>
-        <w:t>Capacitó y guió a nuevos clientes durante los procesos de onboarding y nurturing</w:t>
-      </w:r>
-    </w:p>
-    <w:p>
-      <w:pPr>
-        <w:pStyle w:val="ListParagraph"/>
-        <w:numPr>
-          <w:ilvl w:val="0"/>
-          <w:numId w:val="2"/>
-        </w:numPr>
-        <w:spacing w:before="20" w:after="20"/>
-      </w:pPr>
-      <w:r>
-        <w:t>Colaboró interdisciplinariamente con equipos de producto, tecnología y operaciones para la resolución de incidencias</w:t>
-      </w:r>
+        <w:t>Colaboró interdisciplinariamente con equipos de producto, tecnología y operaciones para resolución de incidencias</w:t>
+      </w:r>
+    </w:p>
+    <w:p>
+      <w:pPr>
+        <w:pStyle w:val="ListParagraph"/>
+        <w:numPr>
+          <w:ilvl w:val="0"/>
+          <w:numId w:val="2"/>
+        </w:numPr>
+        <w:spacing w:before="20" w:after="20"/>
+      </w:pPr>
+      <w:r/>
+    </w:p>
+    <w:p>
+      <w:pPr>
+        <w:pStyle w:val="ListParagraph"/>
+        <w:numPr>
+          <w:ilvl w:val="0"/>
+          <w:numId w:val="2"/>
+        </w:numPr>
+        <w:spacing w:before="20" w:after="20"/>
+      </w:pPr>
+      <w:r/>
     </w:p>
     <w:p>
       <w:pPr>
@@ -382,33 +376,7 @@
         <w:spacing w:before="20" w:after="20"/>
       </w:pPr>
       <w:r>
-        <w:t>Desarrolló estrategias de contenido para campañas institucionales y de marca alineadas con la voz y los objetivos de posicionamiento</w:t>
-      </w:r>
-    </w:p>
-    <w:p>
-      <w:pPr>
-        <w:pStyle w:val="ListParagraph"/>
-        <w:numPr>
-          <w:ilvl w:val="0"/>
-          <w:numId w:val="2"/>
-        </w:numPr>
-        <w:spacing w:before="20" w:after="20"/>
-      </w:pPr>
-      <w:r>
-        <w:t>Realizó investigación de mercado sobre tendencias digitales, comportamiento de audiencia y oportunidades de contenido para optimizar la relevancia orgánica</w:t>
-      </w:r>
-    </w:p>
-    <w:p>
-      <w:pPr>
-        <w:pStyle w:val="ListParagraph"/>
-        <w:numPr>
-          <w:ilvl w:val="0"/>
-          <w:numId w:val="2"/>
-        </w:numPr>
-        <w:spacing w:before="20" w:after="20"/>
-      </w:pPr>
-      <w:r>
-        <w:t>Creó artículos de blog aplicando principios de SEO, GEO y E-E-A-T para fortalecer la autoridad y visibilidad de la marca</w:t>
+        <w:t>Desarrolló estrategias de contenido para campañas institucionales y de marca alineadas con voz de marca y objetivos de posicionamiento</w:t>
       </w:r>
     </w:p>
     <w:p>
@@ -434,21 +402,41 @@
         <w:spacing w:before="20" w:after="20"/>
       </w:pPr>
       <w:r>
-        <w:t>Analizó datos de rendimiento de contenido para identificar oportunidades de mejora en engagement y alcance</w:t>
-      </w:r>
-    </w:p>
-    <w:p>
-      <w:pPr>
-        <w:pStyle w:val="ListParagraph"/>
-        <w:numPr>
-          <w:ilvl w:val="0"/>
-          <w:numId w:val="2"/>
-        </w:numPr>
-        <w:spacing w:before="20" w:after="20"/>
-      </w:pPr>
-      <w:r>
         <w:t>Gestionó múltiples proyectos simultáneos asegurando entrega a tiempo y cumplimiento de lineamientos de marca</w:t>
       </w:r>
+    </w:p>
+    <w:p>
+      <w:pPr>
+        <w:pStyle w:val="ListParagraph"/>
+        <w:numPr>
+          <w:ilvl w:val="0"/>
+          <w:numId w:val="2"/>
+        </w:numPr>
+        <w:spacing w:before="20" w:after="20"/>
+      </w:pPr>
+      <w:r/>
+    </w:p>
+    <w:p>
+      <w:pPr>
+        <w:pStyle w:val="ListParagraph"/>
+        <w:numPr>
+          <w:ilvl w:val="0"/>
+          <w:numId w:val="2"/>
+        </w:numPr>
+        <w:spacing w:before="20" w:after="20"/>
+      </w:pPr>
+      <w:r/>
+    </w:p>
+    <w:p>
+      <w:pPr>
+        <w:pStyle w:val="ListParagraph"/>
+        <w:numPr>
+          <w:ilvl w:val="0"/>
+          <w:numId w:val="2"/>
+        </w:numPr>
+        <w:spacing w:before="20" w:after="20"/>
+      </w:pPr>
+      <w:r/>
     </w:p>
     <w:p>
       <w:pPr>
@@ -594,37 +582,22 @@
         <w:t xml:space="preserve">Marketing Digital y Campañas: </w:t>
       </w:r>
       <w:r>
-        <w:t>Meta Ads, Google Ads, Google Analytics (GA4), Search Console, Meta Pixel, SEM, Paid Media, PPC, TikTok Ads, Optimización de Campañas, Generación de Leads, E-commerce, Investigación de Mercado</w:t>
-      </w:r>
-    </w:p>
-    <w:p>
-      <w:pPr>
-        <w:spacing w:before="20" w:after="20"/>
-      </w:pPr>
-      <w:r>
-        <w:rPr>
-          <w:b/>
-          <w:bCs/>
-        </w:rPr>
-        <w:t xml:space="preserve">Habilitación de Ventas: </w:t>
-      </w:r>
-      <w:r>
-        <w:t>Sales Enablement, Ventas Directas, Soporte B2B</w:t>
-      </w:r>
-    </w:p>
-    <w:p>
-      <w:pPr>
-        <w:spacing w:before="20" w:after="20"/>
-      </w:pPr>
-      <w:r>
-        <w:rPr>
-          <w:b/>
-          <w:bCs/>
-        </w:rPr>
-        <w:t xml:space="preserve">CRM y Automatización: </w:t>
-      </w:r>
-      <w:r>
-        <w:t>Salesforce, HubSpot, Mailchimp, Klaviyo, Salesforce Marketing Cloud, GoToWebinar</w:t>
+        <w:t>Meta Ads, Google Ads, Google Analytics (GA4), Search Console, Meta Pixel, SEM, Paid Media, Optimización de Campañas, Generación de Leads, E-commerce</w:t>
+      </w:r>
+    </w:p>
+    <w:p>
+      <w:pPr>
+        <w:spacing w:before="20" w:after="20"/>
+      </w:pPr>
+      <w:r>
+        <w:rPr>
+          <w:b/>
+          <w:bCs/>
+        </w:rPr>
+        <w:t xml:space="preserve">Habilitación de Ventas y CRM: </w:t>
+      </w:r>
+      <w:r>
+        <w:t>Salesforce, HubSpot, Mailchimp, Klaviyo, Salesforce Marketing Cloud, Sales Enablement, Soporte B2B</w:t>
       </w:r>
     </w:p>
     <w:p>
@@ -639,7 +612,7 @@
         <w:t xml:space="preserve">Analítica y Reportes: </w:t>
       </w:r>
       <w:r>
-        <w:t>Google Analytics (GA4), Google Sheets, Excel</w:t>
+        <w:t>Google Sheets, Excel, Reportes de ROI, Análisis de KPIs, Investigación de Mercado</w:t>
       </w:r>
     </w:p>
     <w:p>
@@ -654,7 +627,22 @@
         <w:t xml:space="preserve">Contenido y Marca: </w:t>
       </w:r>
       <w:r>
-        <w:t>Brand Voice, Identidad Visual, Storytelling, Estrategia de Contenido, Copywriting</w:t>
+        <w:t>Brand Voice, Identidad Visual, Estrategia de Contenido, Copywriting, Storytelling</w:t>
+      </w:r>
+    </w:p>
+    <w:p>
+      <w:pPr>
+        <w:spacing w:before="20" w:after="20"/>
+      </w:pPr>
+      <w:r>
+        <w:rPr>
+          <w:b/>
+          <w:bCs/>
+        </w:rPr>
+        <w:t xml:space="preserve">Diseño y Productividad: </w:t>
+      </w:r>
+      <w:r>
+        <w:t>Figma, Canva, Adobe Photoshop, Microsoft Office, Google Workspace, Asana, Slack</w:t>
       </w:r>
     </w:p>
     <w:p>
@@ -709,19 +697,6 @@
         <w:spacing w:before="20" w:after="20"/>
       </w:pPr>
       <w:r>
-        <w:t>Responsabilidad y seguimiento de proyectos</w:t>
-      </w:r>
-    </w:p>
-    <w:p>
-      <w:pPr>
-        <w:pStyle w:val="ListParagraph"/>
-        <w:numPr>
-          <w:ilvl w:val="0"/>
-          <w:numId w:val="2"/>
-        </w:numPr>
-        <w:spacing w:before="20" w:after="20"/>
-      </w:pPr>
-      <w:r>
         <w:t>Comunicación clara con clientes y equipos</w:t>
       </w:r>
     </w:p>
@@ -750,6 +725,17 @@
       <w:r>
         <w:t>Resolución de problemas y autonomía</w:t>
       </w:r>
+    </w:p>
+    <w:p>
+      <w:pPr>
+        <w:pStyle w:val="ListParagraph"/>
+        <w:numPr>
+          <w:ilvl w:val="0"/>
+          <w:numId w:val="2"/>
+        </w:numPr>
+        <w:spacing w:before="20" w:after="20"/>
+      </w:pPr>
+      <w:r/>
     </w:p>
     <w:p>
       <w:pPr>
